--- a/OJT-NHOM04.docx
+++ b/OJT-NHOM04.docx
@@ -453,8 +453,12 @@
             </w:pPr>
             <w:r>
               <w:rPr>
-                <w:rtl w:val="0"/>
-              </w:rPr>
+                <w:rFonts w:ascii="Times New Roman" w:cs="Times New Roman" w:eastAsia="Times New Roman" w:hAnsi="Times New Roman"/>
+                <w:sz w:val="26"/>
+                <w:szCs w:val="26"/>
+                <w:rtl w:val="0"/>
+              </w:rPr>
+              <w:t xml:space="preserve">https://github.com/huunhat2006/OJT-Nhom04-ITTTRK304</w:t>
             </w:r>
           </w:p>
         </w:tc>
@@ -537,7 +541,7 @@
                 <w:szCs w:val="26"/>
                 <w:rtl w:val="0"/>
               </w:rPr>
-              <w:t xml:space="preserve">Chưa có</w:t>
+              <w:t xml:space="preserve">https://trello.com/b/N7eqmn3t/ojt</w:t>
             </w:r>
           </w:p>
         </w:tc>
@@ -630,6 +634,102 @@
               <w:rPr>
                 <w:rtl w:val="0"/>
               </w:rPr>
+            </w:r>
+          </w:p>
+        </w:tc>
+      </w:tr>
+      <w:tr>
+        <w:trPr>
+          <w:cantSplit w:val="0"/>
+          <w:trHeight w:val="540" w:hRule="atLeast"/>
+          <w:tblHeader w:val="0"/>
+        </w:trPr>
+        <w:tc>
+          <w:tcPr>
+            <w:tcBorders>
+              <w:top w:color="c4c7c5" w:space="0" w:sz="3" w:val="single"/>
+              <w:left w:color="c4c7c5" w:space="0" w:sz="3" w:val="single"/>
+              <w:bottom w:color="c4c7c5" w:space="0" w:sz="3" w:val="single"/>
+              <w:right w:color="c4c7c5" w:space="0" w:sz="3" w:val="single"/>
+            </w:tcBorders>
+            <w:tcMar>
+              <w:top w:w="120.0" w:type="dxa"/>
+              <w:left w:w="180.0" w:type="dxa"/>
+              <w:bottom w:w="120.0" w:type="dxa"/>
+              <w:right w:w="180.0" w:type="dxa"/>
+            </w:tcMar>
+            <w:vAlign w:val="top"/>
+          </w:tcPr>
+          <w:p>
+            <w:pPr>
+              <w:spacing w:after="480" w:lineRule="auto"/>
+              <w:rPr>
+                <w:rFonts w:ascii="Times New Roman" w:cs="Times New Roman" w:eastAsia="Times New Roman" w:hAnsi="Times New Roman"/>
+                <w:b w:val="1"/>
+                <w:bCs w:val="1"/>
+                <w:sz w:val="26"/>
+                <w:szCs w:val="26"/>
+              </w:rPr>
+            </w:pPr>
+            <w:r>
+              <w:rPr>
+                <w:rFonts w:ascii="Times New Roman" w:cs="Times New Roman" w:eastAsia="Times New Roman" w:hAnsi="Times New Roman"/>
+                <w:b w:val="1"/>
+                <w:bCs w:val="1"/>
+                <w:sz w:val="26"/>
+                <w:szCs w:val="26"/>
+                <w:rtl w:val="0"/>
+              </w:rPr>
+              <w:t xml:space="preserve">Technical</w:t>
+            </w:r>
+          </w:p>
+        </w:tc>
+        <w:tc>
+          <w:tcPr>
+            <w:tcBorders>
+              <w:top w:color="c4c7c5" w:space="0" w:sz="3" w:val="single"/>
+              <w:left w:color="c4c7c5" w:space="0" w:sz="3" w:val="single"/>
+              <w:bottom w:color="c4c7c5" w:space="0" w:sz="3" w:val="single"/>
+              <w:right w:color="c4c7c5" w:space="0" w:sz="3" w:val="single"/>
+            </w:tcBorders>
+            <w:tcMar>
+              <w:top w:w="120.0" w:type="dxa"/>
+              <w:left w:w="180.0" w:type="dxa"/>
+              <w:bottom w:w="120.0" w:type="dxa"/>
+              <w:right w:w="180.0" w:type="dxa"/>
+            </w:tcMar>
+            <w:vAlign w:val="top"/>
+          </w:tcPr>
+          <w:p>
+            <w:pPr>
+              <w:spacing w:after="480" w:lineRule="auto"/>
+              <w:rPr>
+                <w:rFonts w:ascii="Times New Roman" w:cs="Times New Roman" w:eastAsia="Times New Roman" w:hAnsi="Times New Roman"/>
+                <w:sz w:val="26"/>
+                <w:szCs w:val="26"/>
+              </w:rPr>
+            </w:pPr>
+            <w:hyperlink r:id="rId7">
+              <w:r>
+                <w:rPr>
+                  <w:rFonts w:ascii="Times New Roman" w:cs="Times New Roman" w:eastAsia="Times New Roman" w:hAnsi="Times New Roman"/>
+                  <w:color w:val="1155cc"/>
+                  <w:sz w:val="26"/>
+                  <w:szCs w:val="26"/>
+                  <w:u w:val="single"/>
+                  <w:rtl w:val="0"/>
+                </w:rPr>
+                <w:t xml:space="preserve">Template-Technical(1).xlsx</w:t>
+              </w:r>
+            </w:hyperlink>
+            <w:r>
+              <w:rPr>
+                <w:rFonts w:ascii="Times New Roman" w:cs="Times New Roman" w:eastAsia="Times New Roman" w:hAnsi="Times New Roman"/>
+                <w:sz w:val="26"/>
+                <w:szCs w:val="26"/>
+                <w:rtl w:val="0"/>
+              </w:rPr>
+              <w:t xml:space="preserve"> </w:t>
             </w:r>
           </w:p>
         </w:tc>
